--- a/templates/paper_template.docx
+++ b/templates/paper_template.docx
@@ -20,7 +20,22 @@
     </w:p>
     <w:p>
       <w:r>
-        <w:t>（占位段落，赛时替换为正文）</w:t>
+        <w:t>摘要应在一段内依次交代问题、方法、关键结果与创新点，避免只复述题目。</w:t>
+      </w:r>
+    </w:p>
+    <w:p>
+      <w:pPr>
+        <w:ind w:firstLine="0"/>
+      </w:pPr>
+      <w:r>
+        <w:rPr>
+          <w:rFonts w:ascii="Times New Roman" w:hAnsi="Times New Roman" w:eastAsia="黑体"/>
+          <w:b/>
+        </w:rPr>
+        <w:t>关键词：</w:t>
+      </w:r>
+      <w:r>
+        <w:t>关键词1；关键词2；关键词3；关键词4</w:t>
       </w:r>
     </w:p>
     <w:p>
@@ -33,7 +48,7 @@
     </w:p>
     <w:p>
       <w:r>
-        <w:t>（占位段落，赛时替换为正文）</w:t>
+        <w:t>（占位段落，赛时替换为正文。）</w:t>
       </w:r>
     </w:p>
     <w:p>
@@ -46,7 +61,7 @@
     </w:p>
     <w:p>
       <w:r>
-        <w:t>（占位段落，赛时替换为正文）</w:t>
+        <w:t>（占位段落，赛时替换为正文。）</w:t>
       </w:r>
     </w:p>
     <w:p>
@@ -58,8 +73,11 @@
       </w:r>
     </w:p>
     <w:p>
+      <w:pPr>
+        <w:pStyle w:val="ListNumber"/>
+      </w:pPr>
       <w:r>
-        <w:t>（占位段落，赛时替换为正文）</w:t>
+        <w:t>假设 1：写明假设内容及其合理性。</w:t>
       </w:r>
     </w:p>
     <w:p>
@@ -71,8 +89,127 @@
       </w:r>
     </w:p>
     <w:p>
+      <w:pPr>
+        <w:pStyle w:val="表题"/>
+      </w:pPr>
       <w:r>
-        <w:t>（占位段落，赛时替换为正文）</w:t>
+        <w:t>表 1  主要符号说明</w:t>
+      </w:r>
+    </w:p>
+    <w:tbl>
+      <w:tblPr>
+        <w:tblStyle w:val="TableGrid"/>
+        <w:tblW w:type="auto" w:w="0"/>
+        <w:tblLook w:firstColumn="1" w:firstRow="1" w:lastColumn="0" w:lastRow="0" w:noHBand="0" w:noVBand="1" w:val="04A0"/>
+      </w:tblPr>
+      <w:tblGrid>
+        <w:gridCol w:w="3081"/>
+        <w:gridCol w:w="3081"/>
+        <w:gridCol w:w="3081"/>
+      </w:tblGrid>
+      <w:tr>
+        <w:tc>
+          <w:tcPr>
+            <w:tcW w:type="dxa" w:w="3081"/>
+          </w:tcPr>
+          <w:p>
+            <w:r>
+              <w:t>符号</w:t>
+            </w:r>
+          </w:p>
+        </w:tc>
+        <w:tc>
+          <w:tcPr>
+            <w:tcW w:type="dxa" w:w="3081"/>
+          </w:tcPr>
+          <w:p>
+            <w:r>
+              <w:t>含义</w:t>
+            </w:r>
+          </w:p>
+        </w:tc>
+        <w:tc>
+          <w:tcPr>
+            <w:tcW w:type="dxa" w:w="3081"/>
+          </w:tcPr>
+          <w:p>
+            <w:r>
+              <w:t>单位</w:t>
+            </w:r>
+          </w:p>
+        </w:tc>
+      </w:tr>
+      <w:tr>
+        <w:tc>
+          <w:tcPr>
+            <w:tcW w:type="dxa" w:w="3081"/>
+          </w:tcPr>
+          <w:p>
+            <w:r>
+              <w:t>Z</w:t>
+            </w:r>
+          </w:p>
+        </w:tc>
+        <w:tc>
+          <w:tcPr>
+            <w:tcW w:type="dxa" w:w="3081"/>
+          </w:tcPr>
+          <w:p>
+            <w:r>
+              <w:t>目标函数</w:t>
+            </w:r>
+          </w:p>
+        </w:tc>
+        <w:tc>
+          <w:tcPr>
+            <w:tcW w:type="dxa" w:w="3081"/>
+          </w:tcPr>
+          <w:p>
+            <w:r>
+              <w:t>按题意</w:t>
+            </w:r>
+          </w:p>
+        </w:tc>
+      </w:tr>
+      <w:tr>
+        <w:tc>
+          <w:tcPr>
+            <w:tcW w:type="dxa" w:w="3081"/>
+          </w:tcPr>
+          <w:p>
+            <w:r>
+              <w:t>x_i</w:t>
+            </w:r>
+          </w:p>
+        </w:tc>
+        <w:tc>
+          <w:tcPr>
+            <w:tcW w:type="dxa" w:w="3081"/>
+          </w:tcPr>
+          <w:p>
+            <w:r>
+              <w:t>第 i 个决策变量</w:t>
+            </w:r>
+          </w:p>
+        </w:tc>
+        <w:tc>
+          <w:tcPr>
+            <w:tcW w:type="dxa" w:w="3081"/>
+          </w:tcPr>
+          <w:p>
+            <w:r>
+              <w:t>按题意</w:t>
+            </w:r>
+          </w:p>
+        </w:tc>
+      </w:tr>
+    </w:tbl>
+    <w:p>
+      <w:pPr>
+        <w:pStyle w:val="表注"/>
+      </w:pPr>
+      <w:r>
+        <w:t>符号首次出现时仍需在正文中解释。</w:t>
       </w:r>
     </w:p>
     <w:p>
@@ -84,8 +221,32 @@
       </w:r>
     </w:p>
     <w:p>
+      <w:pPr>
+        <w:pStyle w:val="Heading2"/>
+      </w:pPr>
       <w:r>
-        <w:t>（占位段落，赛时替换为正文）</w:t>
+        <w:t>问题一</w:t>
+      </w:r>
+    </w:p>
+    <w:p>
+      <w:pPr>
+        <w:pStyle w:val="Heading3"/>
+      </w:pPr>
+      <w:r>
+        <w:t>数据预处理</w:t>
+      </w:r>
+    </w:p>
+    <w:p>
+      <w:r>
+        <w:t>（占位段落，赛时替换为正文。）</w:t>
+      </w:r>
+    </w:p>
+    <w:p>
+      <w:pPr>
+        <w:pStyle w:val="图题"/>
+      </w:pPr>
+      <w:r>
+        <w:t>图 1  结果图标题</w:t>
       </w:r>
     </w:p>
     <w:p>
@@ -98,7 +259,7 @@
     </w:p>
     <w:p>
       <w:r>
-        <w:t>（占位段落，赛时替换为正文）</w:t>
+        <w:t>（占位段落，赛时替换为正文。）</w:t>
       </w:r>
     </w:p>
     <w:p>
@@ -110,8 +271,29 @@
       </w:r>
     </w:p>
     <w:p>
+      <w:pPr>
+        <w:pStyle w:val="Heading2"/>
+      </w:pPr>
       <w:r>
-        <w:t>（占位段落，赛时替换为正文）</w:t>
+        <w:t>模型的优点</w:t>
+      </w:r>
+    </w:p>
+    <w:p>
+      <w:r>
+        <w:t>（占位段落，赛时替换为正文。）</w:t>
+      </w:r>
+    </w:p>
+    <w:p>
+      <w:pPr>
+        <w:pStyle w:val="Heading2"/>
+      </w:pPr>
+      <w:r>
+        <w:t>模型的不足与推广</w:t>
+      </w:r>
+    </w:p>
+    <w:p>
+      <w:r>
+        <w:t>（占位段落，赛时替换为正文。）</w:t>
       </w:r>
     </w:p>
     <w:p>
@@ -124,17 +306,73 @@
     </w:p>
     <w:p>
       <w:r>
-        <w:t>（占位段落，赛时替换为正文）</w:t>
+        <w:t>[1] 作者. 文献标题[J]. 期刊名, 年份, 卷(期): 页码.</w:t>
+      </w:r>
+    </w:p>
+    <w:p>
+      <w:pPr>
+        <w:pStyle w:val="Heading1"/>
+      </w:pPr>
+      <w:r>
+        <w:t>AI 工具使用声明</w:t>
+      </w:r>
+    </w:p>
+    <w:p>
+      <w:r>
+        <w:t>按实际情况说明工具、用途、人工核验方式与使用日期；未使用时明确声明未使用。</w:t>
+      </w:r>
+    </w:p>
+    <w:p>
+      <w:pPr>
+        <w:pStyle w:val="Heading1"/>
+      </w:pPr>
+      <w:r>
+        <w:t>附录：支撑文件/材料清单</w:t>
+      </w:r>
+    </w:p>
+    <w:p>
+      <w:r>
+        <w:t>列出程序、数据、结果文件及其用途。</w:t>
+      </w:r>
+    </w:p>
+    <w:p>
+      <w:pPr>
+        <w:pStyle w:val="Heading1"/>
+      </w:pPr>
+      <w:r>
+        <w:t>附录：程序代码</w:t>
+      </w:r>
+    </w:p>
+    <w:p>
+      <w:r>
+        <w:t>附核心程序或说明支撑材料中的源文件位置。</w:t>
       </w:r>
     </w:p>
     <w:sectPr>
-      <w:pgSz w:w="12240" w:h="15840"/>
-      <w:pgMar w:top="1440" w:right="1800" w:bottom="1440" w:left="1800" w:header="720" w:footer="720" w:gutter="0"/>
+      <w:footerReference w:type="default" r:id="rId9"/>
+      <w:pgSz w:w="11906" w:h="16838"/>
+      <w:pgMar w:top="1191" w:right="1332" w:bottom="1247" w:left="1332" w:header="680" w:footer="680" w:gutter="0"/>
       <w:cols w:space="720"/>
       <w:docGrid w:linePitch="360"/>
     </w:sectPr>
   </w:body>
 </w:document>
+</file>
+
+<file path=word/footer1.xml><?xml version="1.0" encoding="utf-8"?>
+<w:ftr xmlns:m="http://schemas.openxmlformats.org/officeDocument/2006/math" xmlns:mc="http://schemas.openxmlformats.org/markup-compatibility/2006" xmlns:mo="http://schemas.microsoft.com/office/mac/office/2008/main" xmlns:mv="urn:schemas-microsoft-com:mac:vml" xmlns:o="urn:schemas-microsoft-com:office:office" xmlns:r="http://schemas.openxmlformats.org/officeDocument/2006/relationships" xmlns:v="urn:schemas-microsoft-com:vml" xmlns:w10="urn:schemas-microsoft-com:office:word" xmlns:w14="http://schemas.microsoft.com/office/word/2010/wordml" xmlns:w="http://schemas.openxmlformats.org/wordprocessingml/2006/main" xmlns:wne="http://schemas.microsoft.com/office/word/2006/wordml" xmlns:wp14="http://schemas.microsoft.com/office/word/2010/wordprocessingDrawing" xmlns:wp="http://schemas.openxmlformats.org/drawingml/2006/wordprocessingDrawing" xmlns:wpc="http://schemas.microsoft.com/office/word/2010/wordprocessingCanvas" xmlns:wpg="http://schemas.microsoft.com/office/word/2010/wordprocessingGroup" xmlns:wpi="http://schemas.microsoft.com/office/word/2010/wordprocessingInk" xmlns:wps="http://schemas.microsoft.com/office/word/2010/wordprocessingShape" mc:Ignorable="w14 wp14">
+  <w:p>
+    <w:pPr>
+      <w:pStyle w:val="Footer"/>
+      <w:jc w:val="center"/>
+    </w:pPr>
+    <w:r>
+      <w:fldChar w:fldCharType="begin"/>
+      <w:instrText xml:space="preserve"> PAGE </w:instrText>
+      <w:fldChar w:fldCharType="end"/>
+    </w:r>
+  </w:p>
+</w:ftr>
 </file>
 
 <file path=word/numbering.xml><?xml version="1.0" encoding="utf-8"?>
@@ -500,6 +738,16 @@
     <w:name w:val="Normal"/>
     <w:qFormat/>
     <w:rsid w:val="00FC693F"/>
+    <w:pPr>
+      <w:widowControl/>
+      <w:spacing w:line="317" w:lineRule="auto" w:after="0"/>
+      <w:ind w:firstLine="480"/>
+    </w:pPr>
+    <w:rPr>
+      <w:rFonts w:ascii="Times New Roman" w:hAnsi="Times New Roman" w:eastAsia="宋体"/>
+      <w:b w:val="0"/>
+      <w:sz w:val="24"/>
+    </w:rPr>
   </w:style>
   <w:style w:type="paragraph" w:styleId="Header">
     <w:name w:val="header"/>
@@ -556,15 +804,16 @@
     <w:pPr>
       <w:keepNext/>
       <w:keepLines/>
-      <w:spacing w:before="480" w:after="0"/>
+      <w:spacing w:before="280" w:after="140"/>
+      <w:jc w:val="center"/>
       <w:outlineLvl w:val="0"/>
     </w:pPr>
     <w:rPr>
-      <w:rFonts w:asciiTheme="majorHAnsi" w:eastAsiaTheme="majorEastAsia" w:hAnsiTheme="majorHAnsi" w:cstheme="majorBidi"/>
+      <w:rFonts w:asciiTheme="majorHAnsi" w:eastAsiaTheme="majorEastAsia" w:hAnsiTheme="majorHAnsi" w:cstheme="majorBidi" w:ascii="Times New Roman" w:hAnsi="Times New Roman" w:eastAsia="黑体"/>
       <w:b/>
       <w:bCs/>
       <w:color w:val="365F91" w:themeColor="accent1" w:themeShade="BF"/>
-      <w:sz w:val="28"/>
+      <w:sz w:val="32"/>
       <w:szCs w:val="28"/>
     </w:rPr>
   </w:style>
@@ -580,15 +829,15 @@
     <w:pPr>
       <w:keepNext/>
       <w:keepLines/>
-      <w:spacing w:before="200" w:after="0"/>
+      <w:spacing w:before="200" w:after="80"/>
       <w:outlineLvl w:val="1"/>
     </w:pPr>
     <w:rPr>
-      <w:rFonts w:asciiTheme="majorHAnsi" w:eastAsiaTheme="majorEastAsia" w:hAnsiTheme="majorHAnsi" w:cstheme="majorBidi"/>
+      <w:rFonts w:asciiTheme="majorHAnsi" w:eastAsiaTheme="majorEastAsia" w:hAnsiTheme="majorHAnsi" w:cstheme="majorBidi" w:ascii="Times New Roman" w:hAnsi="Times New Roman" w:eastAsia="黑体"/>
       <w:b/>
       <w:bCs/>
       <w:color w:val="4F81BD" w:themeColor="accent1"/>
-      <w:sz w:val="26"/>
+      <w:sz w:val="28"/>
       <w:szCs w:val="26"/>
     </w:rPr>
   </w:style>
@@ -604,14 +853,15 @@
     <w:pPr>
       <w:keepNext/>
       <w:keepLines/>
-      <w:spacing w:before="200" w:after="0"/>
+      <w:spacing w:before="160" w:after="60"/>
       <w:outlineLvl w:val="2"/>
     </w:pPr>
     <w:rPr>
-      <w:rFonts w:asciiTheme="majorHAnsi" w:eastAsiaTheme="majorEastAsia" w:hAnsiTheme="majorHAnsi" w:cstheme="majorBidi"/>
+      <w:rFonts w:asciiTheme="majorHAnsi" w:eastAsiaTheme="majorEastAsia" w:hAnsiTheme="majorHAnsi" w:cstheme="majorBidi" w:ascii="Times New Roman" w:hAnsi="Times New Roman" w:eastAsia="黑体"/>
       <w:b/>
       <w:bCs/>
       <w:color w:val="4F81BD" w:themeColor="accent1"/>
+      <w:sz w:val="24"/>
     </w:rPr>
   </w:style>
   <w:style w:type="paragraph" w:styleId="Heading4">
@@ -842,18 +1092,21 @@
     <w:qFormat/>
     <w:rsid w:val="00FC693F"/>
     <w:pPr>
+      <w:keepNext/>
       <w:pBdr>
         <w:bottom w:val="single" w:sz="8" w:space="4" w:color="4F81BD" w:themeColor="accent1"/>
       </w:pBdr>
-      <w:spacing w:after="300" w:line="240" w:lineRule="auto"/>
+      <w:spacing w:after="280" w:line="240" w:lineRule="auto" w:before="0"/>
       <w:contextualSpacing/>
+      <w:jc w:val="center"/>
     </w:pPr>
     <w:rPr>
-      <w:rFonts w:asciiTheme="majorHAnsi" w:eastAsiaTheme="majorEastAsia" w:hAnsiTheme="majorHAnsi" w:cstheme="majorBidi"/>
+      <w:rFonts w:asciiTheme="majorHAnsi" w:eastAsiaTheme="majorEastAsia" w:hAnsiTheme="majorHAnsi" w:cstheme="majorBidi" w:ascii="Times New Roman" w:hAnsi="Times New Roman" w:eastAsia="黑体"/>
+      <w:b/>
       <w:color w:val="17365D" w:themeColor="text2" w:themeShade="BF"/>
       <w:spacing w:val="5"/>
       <w:kern w:val="28"/>
-      <w:sz w:val="52"/>
+      <w:sz w:val="44"/>
       <w:szCs w:val="52"/>
     </w:rPr>
   </w:style>
@@ -12182,6 +12435,46 @@
         <w:shd w:val="clear" w:color="auto" w:fill="FBCAA2" w:themeFill="accent6" w:themeFillTint="7F"/>
       </w:tcPr>
     </w:tblStylePr>
+  </w:style>
+  <w:style w:type="paragraph" w:customStyle="1" w:styleId="图题">
+    <w:name w:val="图题"/>
+    <w:pPr>
+      <w:keepNext w:val="0"/>
+      <w:spacing w:before="60" w:after="80"/>
+      <w:ind w:firstLine="0"/>
+      <w:jc w:val="center"/>
+    </w:pPr>
+    <w:rPr>
+      <w:rFonts w:ascii="Times New Roman" w:hAnsi="Times New Roman" w:eastAsia="宋体"/>
+      <w:b w:val="0"/>
+      <w:sz w:val="21"/>
+    </w:rPr>
+  </w:style>
+  <w:style w:type="paragraph" w:customStyle="1" w:styleId="表题">
+    <w:name w:val="表题"/>
+    <w:pPr>
+      <w:keepNext/>
+      <w:spacing w:before="60" w:after="80"/>
+      <w:ind w:firstLine="0"/>
+      <w:jc w:val="center"/>
+    </w:pPr>
+    <w:rPr>
+      <w:rFonts w:ascii="Times New Roman" w:hAnsi="Times New Roman" w:eastAsia="宋体"/>
+      <w:b w:val="0"/>
+      <w:sz w:val="21"/>
+    </w:rPr>
+  </w:style>
+  <w:style w:type="paragraph" w:customStyle="1" w:styleId="表注">
+    <w:name w:val="表注"/>
+    <w:pPr>
+      <w:spacing w:before="40" w:after="60"/>
+      <w:ind w:firstLine="0"/>
+    </w:pPr>
+    <w:rPr>
+      <w:rFonts w:ascii="Times New Roman" w:hAnsi="Times New Roman" w:eastAsia="宋体"/>
+      <w:b w:val="0"/>
+      <w:sz w:val="18"/>
+    </w:rPr>
   </w:style>
 </w:styles>
 </file>

--- a/templates/paper_template.docx
+++ b/templates/paper_template.docx
@@ -233,12 +233,51 @@
         <w:pStyle w:val="Heading3"/>
       </w:pPr>
       <w:r>
-        <w:t>数据预处理</w:t>
+        <w:t>模型建立</w:t>
       </w:r>
     </w:p>
     <w:p>
       <w:r>
-        <w:t>（占位段落，赛时替换为正文。）</w:t>
+        <w:t>定义变量、参数、目标或待求量、约束和核心方程，并解释推导。</w:t>
+      </w:r>
+    </w:p>
+    <w:p>
+      <w:pPr>
+        <w:pStyle w:val="Heading3"/>
+      </w:pPr>
+      <w:r>
+        <w:t>算法设计与求解</w:t>
+      </w:r>
+    </w:p>
+    <w:p>
+      <w:r>
+        <w:t>说明基线、主方法、算法步骤、停止条件和结果来源。</w:t>
+      </w:r>
+    </w:p>
+    <w:p>
+      <w:pPr>
+        <w:pStyle w:val="Heading3"/>
+      </w:pPr>
+      <w:r>
+        <w:t>结果分析</w:t>
+      </w:r>
+    </w:p>
+    <w:p>
+      <w:r>
+        <w:t>报告方案、目标值、约束可行性以及相对基线的改善。</w:t>
+      </w:r>
+    </w:p>
+    <w:p>
+      <w:pPr>
+        <w:pStyle w:val="Heading3"/>
+      </w:pPr>
+      <w:r>
+        <w:t>模型验证</w:t>
+      </w:r>
+    </w:p>
+    <w:p>
+      <w:r>
+        <w:t>给出收敛、多种子、独立算法、残差或敏感性证据。</w:t>
       </w:r>
     </w:p>
     <w:p>
